--- a/dossier/CDC_Ville-Parking_Axel-Pineau_Clovis-LeFloch.docx
+++ b/dossier/CDC_Ville-Parking_Axel-Pineau_Clovis-LeFloch.docx
@@ -17,8 +17,8 @@
           <w:color w:val="1f3864"/>
           <w:sz w:val="30"/>
           <w:szCs w:val="30"/>
+          <w:lang w:val="fr-FR"/>
         </w:rPr>
-        <w:t xml:space="preserve">Cahier des charges</w:t>
       </w:r>
       <w:r>
         <w:rPr>
@@ -29,7 +29,18 @@
           <w:szCs w:val="30"/>
           <w:lang w:val="fr-FR"/>
         </w:rPr>
-        <w:t xml:space="preserve"> :</w:t>
+        <w:t xml:space="preserve">Cahier des charges </w:t>
+      </w:r>
+      <w:r>
+        <w:rPr>
+          <w:b/>
+          <w:bCs/>
+          <w:color w:val="1f3864"/>
+          <w:sz w:val="30"/>
+          <w:szCs w:val="30"/>
+          <w:lang w:val="fr-FR"/>
+        </w:rPr>
+        <w:t xml:space="preserve">:</w:t>
       </w:r>
       <w:r/>
     </w:p>
@@ -150,9 +161,27 @@
         <w:pStyle w:val="892"/>
         <w:pBdr/>
         <w:spacing w:after="100" w:before="280"/>
-        <w:ind/>
-        <w:rPr/>
-      </w:pPr>
+        <w:ind w:firstLine="0" w:left="0"/>
+        <w:jc w:val="left"/>
+        <w:rPr>
+          <w:color w:val="000000" w:themeColor="text1"/>
+          <w:sz w:val="30"/>
+          <w:szCs w:val="30"/>
+          <w:u w:val="single"/>
+        </w:rPr>
+      </w:pPr>
+      <w:r>
+        <w:rPr>
+          <w:b/>
+          <w:bCs/>
+          <w:color w:val="000000" w:themeColor="text1"/>
+          <w:sz w:val="30"/>
+          <w:szCs w:val="30"/>
+          <w:highlight w:val="none"/>
+          <w:u w:val="single"/>
+          <w:lang w:val="fr-FR"/>
+        </w:rPr>
+      </w:r>
       <w:r>
         <w:rPr>
           <w:b/>
@@ -162,6 +191,14 @@
           <w:szCs w:val="26"/>
         </w:rPr>
         <w:t xml:space="preserve">1. Contexte et cas d'usage</w:t>
+      </w:r>
+      <w:r>
+        <w:rPr>
+          <w:color w:val="000000" w:themeColor="text1"/>
+          <w:sz w:val="30"/>
+          <w:szCs w:val="30"/>
+          <w:u w:val="single"/>
+        </w:rPr>
       </w:r>
       <w:r/>
     </w:p>
@@ -192,9 +229,8 @@
       <w:r>
         <w:rPr>
           <w:rFonts w:ascii="Times New Roman" w:hAnsi="Times New Roman" w:eastAsia="Times New Roman" w:cs="Times New Roman"/>
-          <w:color w:val="000000"/>
           <w:sz w:val="24"/>
-          <w:highlight w:val="none"/>
+          <w:szCs w:val="24"/>
         </w:rPr>
       </w:r>
       <w:r>
@@ -257,6 +293,15 @@
           <w:highlight w:val="none"/>
         </w:rPr>
       </w:r>
+      <w:r>
+        <w:rPr>
+          <w:rFonts w:ascii="Times New Roman" w:hAnsi="Times New Roman" w:eastAsia="Times New Roman" w:cs="Times New Roman"/>
+          <w:color w:val="000000"/>
+          <w:sz w:val="24"/>
+          <w:szCs w:val="24"/>
+          <w:highlight w:val="none"/>
+        </w:rPr>
+      </w:r>
     </w:p>
     <w:p>
       <w:pPr>
@@ -285,9 +330,8 @@
       <w:r>
         <w:rPr>
           <w:rFonts w:ascii="Times New Roman" w:hAnsi="Times New Roman" w:eastAsia="Times New Roman" w:cs="Times New Roman"/>
-          <w:color w:val="000000"/>
           <w:sz w:val="24"/>
-          <w:highlight w:val="none"/>
+          <w:szCs w:val="24"/>
         </w:rPr>
       </w:r>
       <w:r>
@@ -366,6 +410,15 @@
           <w:highlight w:val="none"/>
         </w:rPr>
       </w:r>
+      <w:r>
+        <w:rPr>
+          <w:rFonts w:ascii="Times New Roman" w:hAnsi="Times New Roman" w:eastAsia="Times New Roman" w:cs="Times New Roman"/>
+          <w:color w:val="000000"/>
+          <w:sz w:val="24"/>
+          <w:szCs w:val="24"/>
+          <w:highlight w:val="none"/>
+        </w:rPr>
+      </w:r>
     </w:p>
     <w:p>
       <w:pPr>
@@ -394,9 +447,8 @@
       <w:r>
         <w:rPr>
           <w:rFonts w:ascii="Times New Roman" w:hAnsi="Times New Roman" w:eastAsia="Times New Roman" w:cs="Times New Roman"/>
-          <w:color w:val="000000"/>
           <w:sz w:val="24"/>
-          <w:highlight w:val="none"/>
+          <w:szCs w:val="24"/>
         </w:rPr>
       </w:r>
       <w:r>
@@ -459,24 +511,62 @@
           <w:highlight w:val="none"/>
         </w:rPr>
       </w:r>
+      <w:r>
+        <w:rPr>
+          <w:rFonts w:ascii="Times New Roman" w:hAnsi="Times New Roman" w:eastAsia="Times New Roman" w:cs="Times New Roman"/>
+          <w:color w:val="000000"/>
+          <w:sz w:val="24"/>
+          <w:szCs w:val="24"/>
+          <w:highlight w:val="none"/>
+        </w:rPr>
+      </w:r>
     </w:p>
     <w:p>
       <w:pPr>
-        <w:pBdr/>
-        <w:spacing w:after="80"/>
-        <w:ind w:firstLine="0" w:left="0"/>
-        <w:rPr/>
+        <w:pBdr>
+          <w:bottom w:val="single" w:color="bfbfbf" w:sz="4" w:space="0"/>
+        </w:pBdr>
+        <w:spacing w:after="160"/>
+        <w:ind/>
+        <w:rPr>
+          <w:rFonts w:ascii="Times New Roman" w:hAnsi="Times New Roman" w:eastAsia="Times New Roman" w:cs="Times New Roman"/>
+          <w:color w:val="000000"/>
+          <w:sz w:val="24"/>
+          <w:szCs w:val="24"/>
+          <w:highlight w:val="none"/>
+          <w:lang w:val="fr-FR"/>
+        </w:rPr>
       </w:pPr>
       <w:r>
         <w:rPr>
-          <w:i/>
-          <w:iCs/>
-          <w:color w:val="767171"/>
-          <w:sz w:val="19"/>
-          <w:szCs w:val="19"/>
+          <w:rFonts w:ascii="Times New Roman" w:hAnsi="Times New Roman" w:eastAsia="Times New Roman" w:cs="Times New Roman"/>
+          <w:color w:val="000000"/>
+          <w:sz w:val="24"/>
+          <w:szCs w:val="24"/>
+          <w:highlight w:val="none"/>
+          <w:lang w:val="fr-FR"/>
         </w:rPr>
       </w:r>
-      <w:r/>
+      <w:r>
+        <w:rPr>
+          <w:rFonts w:ascii="Times New Roman" w:hAnsi="Times New Roman" w:eastAsia="Times New Roman" w:cs="Times New Roman"/>
+          <w:color w:val="000000"/>
+          <w:sz w:val="24"/>
+          <w:szCs w:val="24"/>
+          <w:highlight w:val="none"/>
+          <w:lang w:val="fr-FR"/>
+        </w:rPr>
+      </w:r>
+      <w:r>
+        <w:rPr>
+          <w:rFonts w:ascii="Times New Roman" w:hAnsi="Times New Roman" w:eastAsia="Times New Roman" w:cs="Times New Roman"/>
+          <w:color w:val="000000"/>
+          <w:sz w:val="24"/>
+          <w:szCs w:val="24"/>
+          <w:highlight w:val="none"/>
+          <w:lang w:val="fr-FR"/>
+        </w:rPr>
+      </w:r>
     </w:p>
     <w:p>
       <w:pPr>
@@ -486,6 +576,17 @@
         <w:ind/>
         <w:rPr/>
       </w:pPr>
+      <w:r>
+        <w:rPr>
+          <w:b/>
+          <w:bCs/>
+          <w:color w:val="1f3864"/>
+          <w:sz w:val="26"/>
+          <w:szCs w:val="26"/>
+          <w:lang w:val="fr-FR"/>
+        </w:rPr>
+        <w:t xml:space="preserve">2</w:t>
+      </w:r>
       <w:r>
         <w:rPr>
           <w:b/>
@@ -494,7 +595,7 @@
           <w:sz w:val="26"/>
           <w:szCs w:val="26"/>
         </w:rPr>
-        <w:t xml:space="preserve">2. Objets et contraintes</w:t>
+        <w:t xml:space="preserve">. Objets et contraintes</w:t>
       </w:r>
       <w:r/>
     </w:p>
@@ -1749,57 +1850,6 @@
     </w:tbl>
     <w:p>
       <w:pPr>
-        <w:pBdr/>
-        <w:spacing w:before="160"/>
-        <w:ind/>
-        <w:rPr/>
-      </w:pPr>
-      <w:r/>
-      <w:r/>
-    </w:p>
-    <w:p>
-      <w:pPr>
-        <w:pBdr/>
-        <w:spacing w:before="160"/>
-        <w:ind/>
-        <w:rPr/>
-      </w:pPr>
-      <w:r/>
-      <w:r/>
-    </w:p>
-    <w:p>
-      <w:pPr>
-        <w:pBdr>
-          <w:bottom w:val="single" w:color="bfbfbf" w:sz="4" w:space="0"/>
-        </w:pBdr>
-        <w:spacing w:after="160"/>
-        <w:ind/>
-        <w:rPr/>
-      </w:pPr>
-      <w:r>
-        <w:rPr>
-          <w:i/>
-          <w:iCs/>
-          <w:color w:val="afabab"/>
-          <w:sz w:val="19"/>
-          <w:szCs w:val="19"/>
-          <w:highlight w:val="none"/>
-        </w:rPr>
-      </w:r>
-      <w:r>
-        <w:rPr>
-          <w:i/>
-          <w:iCs/>
-          <w:color w:val="afabab"/>
-          <w:sz w:val="19"/>
-          <w:szCs w:val="19"/>
-          <w:highlight w:val="none"/>
-        </w:rPr>
-      </w:r>
-      <w:r/>
-    </w:p>
-    <w:p>
-      <w:pPr>
         <w:pBdr>
           <w:bottom w:val="single" w:color="bfbfbf" w:sz="4" w:space="0"/>
         </w:pBdr>
@@ -1816,13 +1866,50 @@
       </w:pPr>
       <w:r>
         <w:rPr>
+          <w:highlight w:val="none"/>
+        </w:rPr>
+      </w:r>
+      <w:r>
+        <w:rPr>
+          <w:highlight w:val="none"/>
+        </w:rPr>
+      </w:r>
+      <w:r>
+        <w:rPr>
+          <w:highlight w:val="none"/>
+        </w:rPr>
+      </w:r>
+    </w:p>
+    <w:p>
+      <w:pPr>
+        <w:pBdr>
+          <w:bottom w:val="single" w:color="bfbfbf" w:sz="4" w:space="0"/>
+        </w:pBdr>
+        <w:spacing w:after="160"/>
+        <w:ind/>
+        <w:rPr>
+          <w:highlight w:val="none"/>
+        </w:rPr>
+      </w:pPr>
+      <w:r>
+        <w:rPr>
+          <w:b/>
+          <w:bCs/>
+          <w:color w:val="000000" w:themeColor="text1"/>
+          <w:sz w:val="19"/>
+          <w:szCs w:val="19"/>
+        </w:rPr>
+        <w:t xml:space="preserve">Échelle visée</w:t>
+      </w:r>
+      <w:r>
+        <w:rPr>
           <w:b/>
           <w:bCs/>
           <w:color w:val="404040"/>
           <w:sz w:val="19"/>
           <w:szCs w:val="19"/>
         </w:rPr>
-        <w:t xml:space="preserve">Échelle visée (nb d'objets simulés / nb d'objets réels visés) → </w:t>
+        <w:t xml:space="preserve">  → </w:t>
       </w:r>
       <w:r>
         <w:t xml:space="preserve">À l’échelle réelle, l’infrastructure vise </w:t>
@@ -1879,11 +1966,21 @@
         <w:rPr>
           <w:b/>
           <w:bCs/>
+          <w:color w:val="000000" w:themeColor="text1"/>
+          <w:sz w:val="19"/>
+          <w:szCs w:val="19"/>
+        </w:rPr>
+        <w:t xml:space="preserve">Contrainte énergie / alimentation</w:t>
+      </w:r>
+      <w:r>
+        <w:rPr>
+          <w:b/>
+          <w:bCs/>
           <w:color w:val="404040"/>
           <w:sz w:val="19"/>
           <w:szCs w:val="19"/>
         </w:rPr>
-        <w:t xml:space="preserve">Contrainte énergie / alimentation → </w:t>
+        <w:t xml:space="preserve"> → </w:t>
       </w:r>
       <w:r>
         <w:t xml:space="preserve">Les capteurs de présence et de fumée, situés dans des parkings fermés avec infrastructure électrique fixe, sont alimentés sur secteur. Les radars (vitesse, feux), installés en voirie sur mâts dédiés, sont également alimentés sur secteur. Les stations météo</w:t>
@@ -1909,15 +2006,18 @@
         </w:pBdr>
         <w:spacing w:after="160"/>
         <w:ind/>
+        <w:rPr/>
+      </w:pPr>
+      <w:r>
         <w:rPr>
+          <w:b/>
           <w:bCs/>
-          <w:i/>
-          <w:color w:val="afabab"/>
+          <w:color w:val="000000" w:themeColor="text1"/>
           <w:sz w:val="19"/>
           <w:szCs w:val="19"/>
-          <w:highlight w:val="none"/>
         </w:rPr>
-      </w:pPr>
+        <w:t xml:space="preserve">Contrainte réglementaire</w:t>
+      </w:r>
       <w:r>
         <w:rPr>
           <w:b/>
@@ -1926,7 +2026,7 @@
           <w:sz w:val="19"/>
           <w:szCs w:val="19"/>
         </w:rPr>
-        <w:t xml:space="preserve">Contrainte réglementaire (données publiques vs personnelles) → </w:t>
+        <w:t xml:space="preserve"> → </w:t>
       </w:r>
       <w:r>
         <w:t xml:space="preserve">Les données de présence (parking) et météo sont des mesures agrégées ou environnementales, non rattachables à un individu : elles peuvent être diffusées publiquement sans restriction RGPD. À l’inverse, les radars de vitesse et de feux rouges peuvent captur</w:t>
@@ -1936,15 +2036,6 @@
       </w:r>
       <w:r>
         <w:t xml:space="preserve">on limitée à l’usage légal (contestation d’amende).</w:t>
-      </w:r>
-      <w:r>
-        <w:rPr>
-          <w:i/>
-          <w:iCs/>
-          <w:color w:val="afabab"/>
-          <w:sz w:val="19"/>
-          <w:szCs w:val="19"/>
-        </w:rPr>
       </w:r>
       <w:r>
         <w:rPr>
@@ -1964,10 +2055,45 @@
         </w:pBdr>
         <w:spacing w:after="160"/>
         <w:ind/>
-        <w:rPr/>
-      </w:pPr>
-      <w:r/>
-      <w:r/>
+        <w:rPr>
+          <w:rFonts w:ascii="Times New Roman" w:hAnsi="Times New Roman" w:eastAsia="Times New Roman" w:cs="Times New Roman"/>
+          <w:color w:val="000000"/>
+          <w:sz w:val="24"/>
+          <w:szCs w:val="24"/>
+          <w:highlight w:val="none"/>
+          <w:lang w:val="fr-FR"/>
+        </w:rPr>
+      </w:pPr>
+      <w:r>
+        <w:rPr>
+          <w:rFonts w:ascii="Times New Roman" w:hAnsi="Times New Roman" w:eastAsia="Times New Roman" w:cs="Times New Roman"/>
+          <w:color w:val="000000"/>
+          <w:sz w:val="24"/>
+          <w:szCs w:val="24"/>
+          <w:highlight w:val="none"/>
+          <w:lang w:val="fr-FR"/>
+        </w:rPr>
+      </w:r>
+      <w:r>
+        <w:rPr>
+          <w:rFonts w:ascii="Times New Roman" w:hAnsi="Times New Roman" w:eastAsia="Times New Roman" w:cs="Times New Roman"/>
+          <w:color w:val="000000"/>
+          <w:sz w:val="24"/>
+          <w:szCs w:val="24"/>
+          <w:highlight w:val="none"/>
+          <w:lang w:val="fr-FR"/>
+        </w:rPr>
+      </w:r>
+      <w:r>
+        <w:rPr>
+          <w:rFonts w:ascii="Times New Roman" w:hAnsi="Times New Roman" w:eastAsia="Times New Roman" w:cs="Times New Roman"/>
+          <w:color w:val="000000"/>
+          <w:sz w:val="24"/>
+          <w:szCs w:val="24"/>
+          <w:highlight w:val="none"/>
+          <w:lang w:val="fr-FR"/>
+        </w:rPr>
+      </w:r>
     </w:p>
     <w:p>
       <w:pPr>
@@ -1982,6 +2108,7 @@
           <w:sz w:val="26"/>
           <w:szCs w:val="26"/>
           <w:highlight w:val="none"/>
+          <w:lang w:val="fr-FR"/>
         </w:rPr>
       </w:pPr>
       <w:r>
@@ -2294,6 +2421,15 @@
                 <w:szCs w:val="16"/>
               </w:rPr>
             </w:r>
+            <w:r>
+              <w:rPr>
+                <w:rFonts w:ascii="Times New Roman" w:hAnsi="Times New Roman" w:eastAsia="Times New Roman" w:cs="Times New Roman"/>
+                <w:b/>
+                <w:color w:val="000000"/>
+                <w:sz w:val="20"/>
+                <w:szCs w:val="16"/>
+              </w:rPr>
+            </w:r>
           </w:p>
         </w:tc>
         <w:tc>
@@ -2338,6 +2474,14 @@
                 <w:szCs w:val="16"/>
               </w:rPr>
             </w:r>
+            <w:r>
+              <w:rPr>
+                <w:rFonts w:ascii="Times New Roman" w:hAnsi="Times New Roman" w:eastAsia="Times New Roman" w:cs="Times New Roman"/>
+                <w:color w:val="000000"/>
+                <w:sz w:val="20"/>
+                <w:szCs w:val="16"/>
+              </w:rPr>
+            </w:r>
           </w:p>
         </w:tc>
         <w:tc>
@@ -2373,6 +2517,14 @@
                 <w:lang w:val="fr-FR"/>
               </w:rPr>
               <w:t xml:space="preserve">WIFI</w:t>
+            </w:r>
+            <w:r>
+              <w:rPr>
+                <w:rFonts w:ascii="Times New Roman" w:hAnsi="Times New Roman" w:eastAsia="Times New Roman" w:cs="Times New Roman"/>
+                <w:color w:val="000000"/>
+                <w:sz w:val="20"/>
+                <w:szCs w:val="16"/>
+              </w:rPr>
             </w:r>
             <w:r>
               <w:rPr>
@@ -3467,11 +3619,6 @@
         <w:spacing w:after="160"/>
         <w:ind/>
         <w:rPr>
-          <w:bCs/>
-          <w:i/>
-          <w:color w:val="afabab"/>
-          <w:sz w:val="19"/>
-          <w:szCs w:val="19"/>
           <w:highlight w:val="none"/>
         </w:rPr>
       </w:pPr>
@@ -3493,68 +3640,33 @@
       </w:r>
       <w:r>
         <w:rPr>
-          <w:bCs/>
-          <w:i/>
-          <w:color w:val="afabab"/>
-          <w:sz w:val="19"/>
-          <w:szCs w:val="19"/>
+          <w:highlight w:val="none"/>
+        </w:rPr>
+      </w:r>
+    </w:p>
+    <w:p>
+      <w:pPr>
+        <w:pBdr>
+          <w:bottom w:val="single" w:color="bfbfbf" w:sz="4" w:space="0"/>
+        </w:pBdr>
+        <w:spacing w:after="160"/>
+        <w:ind/>
+        <w:rPr>
+          <w:highlight w:val="none"/>
+        </w:rPr>
+      </w:pPr>
+      <w:r>
+        <w:rPr>
           <w:highlight w:val="none"/>
         </w:rPr>
       </w:r>
       <w:r>
         <w:rPr>
-          <w:bCs/>
-          <w:i/>
-          <w:color w:val="afabab"/>
-          <w:sz w:val="19"/>
-          <w:szCs w:val="19"/>
-          <w:highlight w:val="none"/>
-        </w:rPr>
-      </w:r>
-    </w:p>
-    <w:p>
-      <w:pPr>
-        <w:pBdr>
-          <w:bottom w:val="single" w:color="bfbfbf" w:sz="4" w:space="0"/>
-        </w:pBdr>
-        <w:spacing w:after="160"/>
-        <w:ind/>
-        <w:rPr>
-          <w:bCs/>
-          <w:i/>
-          <w:color w:val="afabab"/>
-          <w:sz w:val="19"/>
-          <w:szCs w:val="19"/>
-          <w:highlight w:val="none"/>
-        </w:rPr>
-      </w:pPr>
-      <w:r>
-        <w:rPr>
-          <w:i/>
-          <w:iCs/>
-          <w:color w:val="afabab"/>
-          <w:sz w:val="19"/>
-          <w:szCs w:val="19"/>
           <w:highlight w:val="none"/>
         </w:rPr>
       </w:r>
       <w:r>
         <w:rPr>
-          <w:i/>
-          <w:iCs/>
-          <w:color w:val="afabab"/>
-          <w:sz w:val="19"/>
-          <w:szCs w:val="19"/>
-          <w:highlight w:val="none"/>
-        </w:rPr>
-      </w:r>
-      <w:r>
-        <w:rPr>
-          <w:bCs/>
-          <w:i/>
-          <w:color w:val="afabab"/>
-          <w:sz w:val="19"/>
-          <w:szCs w:val="19"/>
           <w:highlight w:val="none"/>
         </w:rPr>
       </w:r>
@@ -4775,6 +4887,782 @@
       <w:rPr>
         <w:rFonts w:hint="default" w:ascii="Wingdings" w:hAnsi="Wingdings" w:eastAsia="Wingdings" w:cs="Wingdings"/>
       </w:rPr>
+      <w:start w:val="1"/>
+      <w:suff w:val="tab"/>
+    </w:lvl>
+  </w:abstractNum>
+  <w:abstractNum w:abstractNumId="8">
+    <w:nsid w:val="2E50100B"/>
+    <w:lvl w:ilvl="0">
+      <w:isLgl w:val="false"/>
+      <w:lvlJc w:val="right"/>
+      <w:lvlText w:val="%1."/>
+      <w:numFmt w:val="decimal"/>
+      <w:pPr>
+        <w:pBdr/>
+        <w:spacing/>
+        <w:ind w:hanging="360" w:left="709"/>
+      </w:pPr>
+      <w:rPr/>
+      <w:start w:val="1"/>
+      <w:suff w:val="tab"/>
+    </w:lvl>
+    <w:lvl w:ilvl="1">
+      <w:isLgl w:val="false"/>
+      <w:lvlJc w:val="left"/>
+      <w:lvlText w:val="%2."/>
+      <w:numFmt w:val="lowerLetter"/>
+      <w:pPr>
+        <w:pBdr/>
+        <w:spacing/>
+        <w:ind w:hanging="360" w:left="1429"/>
+      </w:pPr>
+      <w:rPr/>
+      <w:start w:val="1"/>
+      <w:suff w:val="tab"/>
+    </w:lvl>
+    <w:lvl w:ilvl="2">
+      <w:isLgl w:val="false"/>
+      <w:lvlJc w:val="right"/>
+      <w:lvlText w:val="%3."/>
+      <w:numFmt w:val="lowerRoman"/>
+      <w:pPr>
+        <w:pBdr/>
+        <w:spacing/>
+        <w:ind w:hanging="180" w:left="2149"/>
+      </w:pPr>
+      <w:rPr/>
+      <w:start w:val="1"/>
+      <w:suff w:val="tab"/>
+    </w:lvl>
+    <w:lvl w:ilvl="3">
+      <w:isLgl w:val="false"/>
+      <w:lvlJc w:val="left"/>
+      <w:lvlText w:val="%4."/>
+      <w:numFmt w:val="decimal"/>
+      <w:pPr>
+        <w:pBdr/>
+        <w:spacing/>
+        <w:ind w:hanging="360" w:left="2869"/>
+      </w:pPr>
+      <w:rPr/>
+      <w:start w:val="1"/>
+      <w:suff w:val="tab"/>
+    </w:lvl>
+    <w:lvl w:ilvl="4">
+      <w:isLgl w:val="false"/>
+      <w:lvlJc w:val="left"/>
+      <w:lvlText w:val="%5."/>
+      <w:numFmt w:val="lowerLetter"/>
+      <w:pPr>
+        <w:pBdr/>
+        <w:spacing/>
+        <w:ind w:hanging="360" w:left="3589"/>
+      </w:pPr>
+      <w:rPr/>
+      <w:start w:val="1"/>
+      <w:suff w:val="tab"/>
+    </w:lvl>
+    <w:lvl w:ilvl="5">
+      <w:isLgl w:val="false"/>
+      <w:lvlJc w:val="right"/>
+      <w:lvlText w:val="%6."/>
+      <w:numFmt w:val="lowerRoman"/>
+      <w:pPr>
+        <w:pBdr/>
+        <w:spacing/>
+        <w:ind w:hanging="180" w:left="4309"/>
+      </w:pPr>
+      <w:rPr/>
+      <w:start w:val="1"/>
+      <w:suff w:val="tab"/>
+    </w:lvl>
+    <w:lvl w:ilvl="6">
+      <w:isLgl w:val="false"/>
+      <w:lvlJc w:val="left"/>
+      <w:lvlText w:val="%7."/>
+      <w:numFmt w:val="decimal"/>
+      <w:pPr>
+        <w:pBdr/>
+        <w:spacing/>
+        <w:ind w:hanging="360" w:left="5029"/>
+      </w:pPr>
+      <w:rPr/>
+      <w:start w:val="1"/>
+      <w:suff w:val="tab"/>
+    </w:lvl>
+    <w:lvl w:ilvl="7">
+      <w:isLgl w:val="false"/>
+      <w:lvlJc w:val="left"/>
+      <w:lvlText w:val="%8."/>
+      <w:numFmt w:val="lowerLetter"/>
+      <w:pPr>
+        <w:pBdr/>
+        <w:spacing/>
+        <w:ind w:hanging="360" w:left="5749"/>
+      </w:pPr>
+      <w:rPr/>
+      <w:start w:val="1"/>
+      <w:suff w:val="tab"/>
+    </w:lvl>
+    <w:lvl w:ilvl="8">
+      <w:isLgl w:val="false"/>
+      <w:lvlJc w:val="right"/>
+      <w:lvlText w:val="%9."/>
+      <w:numFmt w:val="lowerRoman"/>
+      <w:pPr>
+        <w:pBdr/>
+        <w:spacing/>
+        <w:ind w:hanging="180" w:left="6469"/>
+      </w:pPr>
+      <w:rPr/>
+      <w:start w:val="1"/>
+      <w:suff w:val="tab"/>
+    </w:lvl>
+  </w:abstractNum>
+  <w:abstractNum w:abstractNumId="9">
+    <w:nsid w:val="6060CDE6"/>
+    <w:lvl w:ilvl="0">
+      <w:isLgl w:val="false"/>
+      <w:lvlJc w:val="right"/>
+      <w:lvlText w:val="%1."/>
+      <w:numFmt w:val="decimal"/>
+      <w:pPr>
+        <w:pBdr/>
+        <w:spacing/>
+        <w:ind w:hanging="360" w:left="709"/>
+      </w:pPr>
+      <w:rPr/>
+      <w:start w:val="1"/>
+      <w:suff w:val="tab"/>
+    </w:lvl>
+    <w:lvl w:ilvl="1">
+      <w:isLgl w:val="false"/>
+      <w:lvlJc w:val="left"/>
+      <w:lvlText w:val="%2."/>
+      <w:numFmt w:val="lowerLetter"/>
+      <w:pPr>
+        <w:pBdr/>
+        <w:spacing/>
+        <w:ind w:hanging="360" w:left="1440"/>
+      </w:pPr>
+      <w:rPr/>
+      <w:start w:val="1"/>
+      <w:suff w:val="tab"/>
+    </w:lvl>
+    <w:lvl w:ilvl="2">
+      <w:isLgl w:val="false"/>
+      <w:lvlJc w:val="right"/>
+      <w:lvlText w:val="%3."/>
+      <w:numFmt w:val="lowerRoman"/>
+      <w:pPr>
+        <w:pBdr/>
+        <w:spacing/>
+        <w:ind w:hanging="180" w:left="2160"/>
+      </w:pPr>
+      <w:rPr/>
+      <w:start w:val="1"/>
+      <w:suff w:val="tab"/>
+    </w:lvl>
+    <w:lvl w:ilvl="3">
+      <w:isLgl w:val="false"/>
+      <w:lvlJc w:val="left"/>
+      <w:lvlText w:val="%4."/>
+      <w:numFmt w:val="decimal"/>
+      <w:pPr>
+        <w:pBdr/>
+        <w:spacing/>
+        <w:ind w:hanging="360" w:left="2880"/>
+      </w:pPr>
+      <w:rPr/>
+      <w:start w:val="1"/>
+      <w:suff w:val="tab"/>
+    </w:lvl>
+    <w:lvl w:ilvl="4">
+      <w:isLgl w:val="false"/>
+      <w:lvlJc w:val="left"/>
+      <w:lvlText w:val="%5."/>
+      <w:numFmt w:val="lowerLetter"/>
+      <w:pPr>
+        <w:pBdr/>
+        <w:spacing/>
+        <w:ind w:hanging="360" w:left="3600"/>
+      </w:pPr>
+      <w:rPr/>
+      <w:start w:val="1"/>
+      <w:suff w:val="tab"/>
+    </w:lvl>
+    <w:lvl w:ilvl="5">
+      <w:isLgl w:val="false"/>
+      <w:lvlJc w:val="right"/>
+      <w:lvlText w:val="%6."/>
+      <w:numFmt w:val="lowerRoman"/>
+      <w:pPr>
+        <w:pBdr/>
+        <w:spacing/>
+        <w:ind w:hanging="180" w:left="4320"/>
+      </w:pPr>
+      <w:rPr/>
+      <w:start w:val="1"/>
+      <w:suff w:val="tab"/>
+    </w:lvl>
+    <w:lvl w:ilvl="6">
+      <w:isLgl w:val="false"/>
+      <w:lvlJc w:val="left"/>
+      <w:lvlText w:val="%7."/>
+      <w:numFmt w:val="decimal"/>
+      <w:pPr>
+        <w:pBdr/>
+        <w:spacing/>
+        <w:ind w:hanging="360" w:left="5040"/>
+      </w:pPr>
+      <w:rPr/>
+      <w:start w:val="1"/>
+      <w:suff w:val="tab"/>
+    </w:lvl>
+    <w:lvl w:ilvl="7">
+      <w:isLgl w:val="false"/>
+      <w:lvlJc w:val="left"/>
+      <w:lvlText w:val="%8."/>
+      <w:numFmt w:val="lowerLetter"/>
+      <w:pPr>
+        <w:pBdr/>
+        <w:spacing/>
+        <w:ind w:hanging="360" w:left="5760"/>
+      </w:pPr>
+      <w:rPr/>
+      <w:start w:val="1"/>
+      <w:suff w:val="tab"/>
+    </w:lvl>
+    <w:lvl w:ilvl="8">
+      <w:isLgl w:val="false"/>
+      <w:lvlJc w:val="right"/>
+      <w:lvlText w:val="%9."/>
+      <w:numFmt w:val="lowerRoman"/>
+      <w:pPr>
+        <w:pBdr/>
+        <w:spacing/>
+        <w:ind w:hanging="180" w:left="6480"/>
+      </w:pPr>
+      <w:rPr/>
+      <w:start w:val="1"/>
+      <w:suff w:val="tab"/>
+    </w:lvl>
+  </w:abstractNum>
+  <w:abstractNum w:abstractNumId="10">
+    <w:nsid w:val="54C56F48"/>
+    <w:lvl w:ilvl="0">
+      <w:isLgl w:val="false"/>
+      <w:lvlJc w:val="right"/>
+      <w:lvlText w:val="%1."/>
+      <w:numFmt w:val="decimal"/>
+      <w:pPr>
+        <w:pBdr/>
+        <w:spacing/>
+        <w:ind w:hanging="360" w:left="709"/>
+      </w:pPr>
+      <w:rPr>
+        <w:color w:val="000000" w:themeColor="text1"/>
+      </w:rPr>
+      <w:start w:val="1"/>
+      <w:suff w:val="tab"/>
+    </w:lvl>
+    <w:lvl w:ilvl="1">
+      <w:isLgl w:val="false"/>
+      <w:lvlJc w:val="left"/>
+      <w:lvlText w:val="%2."/>
+      <w:numFmt w:val="lowerLetter"/>
+      <w:pPr>
+        <w:pBdr/>
+        <w:spacing/>
+        <w:ind w:hanging="360" w:left="1440"/>
+      </w:pPr>
+      <w:rPr/>
+      <w:start w:val="1"/>
+      <w:suff w:val="tab"/>
+    </w:lvl>
+    <w:lvl w:ilvl="2">
+      <w:isLgl w:val="false"/>
+      <w:lvlJc w:val="right"/>
+      <w:lvlText w:val="%3."/>
+      <w:numFmt w:val="lowerRoman"/>
+      <w:pPr>
+        <w:pBdr/>
+        <w:spacing/>
+        <w:ind w:hanging="180" w:left="2160"/>
+      </w:pPr>
+      <w:rPr/>
+      <w:start w:val="1"/>
+      <w:suff w:val="tab"/>
+    </w:lvl>
+    <w:lvl w:ilvl="3">
+      <w:isLgl w:val="false"/>
+      <w:lvlJc w:val="left"/>
+      <w:lvlText w:val="%4."/>
+      <w:numFmt w:val="decimal"/>
+      <w:pPr>
+        <w:pBdr/>
+        <w:spacing/>
+        <w:ind w:hanging="360" w:left="2880"/>
+      </w:pPr>
+      <w:rPr/>
+      <w:start w:val="1"/>
+      <w:suff w:val="tab"/>
+    </w:lvl>
+    <w:lvl w:ilvl="4">
+      <w:isLgl w:val="false"/>
+      <w:lvlJc w:val="left"/>
+      <w:lvlText w:val="%5."/>
+      <w:numFmt w:val="lowerLetter"/>
+      <w:pPr>
+        <w:pBdr/>
+        <w:spacing/>
+        <w:ind w:hanging="360" w:left="3600"/>
+      </w:pPr>
+      <w:rPr/>
+      <w:start w:val="1"/>
+      <w:suff w:val="tab"/>
+    </w:lvl>
+    <w:lvl w:ilvl="5">
+      <w:isLgl w:val="false"/>
+      <w:lvlJc w:val="right"/>
+      <w:lvlText w:val="%6."/>
+      <w:numFmt w:val="lowerRoman"/>
+      <w:pPr>
+        <w:pBdr/>
+        <w:spacing/>
+        <w:ind w:hanging="180" w:left="4320"/>
+      </w:pPr>
+      <w:rPr/>
+      <w:start w:val="1"/>
+      <w:suff w:val="tab"/>
+    </w:lvl>
+    <w:lvl w:ilvl="6">
+      <w:isLgl w:val="false"/>
+      <w:lvlJc w:val="left"/>
+      <w:lvlText w:val="%7."/>
+      <w:numFmt w:val="decimal"/>
+      <w:pPr>
+        <w:pBdr/>
+        <w:spacing/>
+        <w:ind w:hanging="360" w:left="5040"/>
+      </w:pPr>
+      <w:rPr/>
+      <w:start w:val="1"/>
+      <w:suff w:val="tab"/>
+    </w:lvl>
+    <w:lvl w:ilvl="7">
+      <w:isLgl w:val="false"/>
+      <w:lvlJc w:val="left"/>
+      <w:lvlText w:val="%8."/>
+      <w:numFmt w:val="lowerLetter"/>
+      <w:pPr>
+        <w:pBdr/>
+        <w:spacing/>
+        <w:ind w:hanging="360" w:left="5760"/>
+      </w:pPr>
+      <w:rPr/>
+      <w:start w:val="1"/>
+      <w:suff w:val="tab"/>
+    </w:lvl>
+    <w:lvl w:ilvl="8">
+      <w:isLgl w:val="false"/>
+      <w:lvlJc w:val="right"/>
+      <w:lvlText w:val="%9."/>
+      <w:numFmt w:val="lowerRoman"/>
+      <w:pPr>
+        <w:pBdr/>
+        <w:spacing/>
+        <w:ind w:hanging="180" w:left="6480"/>
+      </w:pPr>
+      <w:rPr/>
+      <w:start w:val="1"/>
+      <w:suff w:val="tab"/>
+    </w:lvl>
+  </w:abstractNum>
+  <w:abstractNum w:abstractNumId="11">
+    <w:nsid w:val="5FC82133"/>
+    <w:lvl w:ilvl="0">
+      <w:isLgl w:val="false"/>
+      <w:lvlJc w:val="left"/>
+      <w:lvlText w:val="%1."/>
+      <w:numFmt w:val="decimal"/>
+      <w:pPr>
+        <w:pBdr/>
+        <w:spacing/>
+        <w:ind w:hanging="360" w:left="1417"/>
+      </w:pPr>
+      <w:rPr/>
+      <w:start w:val="1"/>
+      <w:suff w:val="tab"/>
+    </w:lvl>
+    <w:lvl w:ilvl="1">
+      <w:isLgl w:val="false"/>
+      <w:lvlJc w:val="left"/>
+      <w:lvlText w:val="%2."/>
+      <w:numFmt w:val="lowerLetter"/>
+      <w:pPr>
+        <w:pBdr/>
+        <w:spacing/>
+        <w:ind w:hanging="360" w:left="2137"/>
+      </w:pPr>
+      <w:rPr/>
+      <w:start w:val="1"/>
+      <w:suff w:val="tab"/>
+    </w:lvl>
+    <w:lvl w:ilvl="2">
+      <w:isLgl w:val="false"/>
+      <w:lvlJc w:val="right"/>
+      <w:lvlText w:val="%3."/>
+      <w:numFmt w:val="lowerRoman"/>
+      <w:pPr>
+        <w:pBdr/>
+        <w:spacing/>
+        <w:ind w:hanging="180" w:left="2857"/>
+      </w:pPr>
+      <w:rPr/>
+      <w:start w:val="1"/>
+      <w:suff w:val="tab"/>
+    </w:lvl>
+    <w:lvl w:ilvl="3">
+      <w:isLgl w:val="false"/>
+      <w:lvlJc w:val="left"/>
+      <w:lvlText w:val="%4."/>
+      <w:numFmt w:val="decimal"/>
+      <w:pPr>
+        <w:pBdr/>
+        <w:spacing/>
+        <w:ind w:hanging="360" w:left="3577"/>
+      </w:pPr>
+      <w:rPr/>
+      <w:start w:val="1"/>
+      <w:suff w:val="tab"/>
+    </w:lvl>
+    <w:lvl w:ilvl="4">
+      <w:isLgl w:val="false"/>
+      <w:lvlJc w:val="left"/>
+      <w:lvlText w:val="%5."/>
+      <w:numFmt w:val="lowerLetter"/>
+      <w:pPr>
+        <w:pBdr/>
+        <w:spacing/>
+        <w:ind w:hanging="360" w:left="4297"/>
+      </w:pPr>
+      <w:rPr/>
+      <w:start w:val="1"/>
+      <w:suff w:val="tab"/>
+    </w:lvl>
+    <w:lvl w:ilvl="5">
+      <w:isLgl w:val="false"/>
+      <w:lvlJc w:val="right"/>
+      <w:lvlText w:val="%6."/>
+      <w:numFmt w:val="lowerRoman"/>
+      <w:pPr>
+        <w:pBdr/>
+        <w:spacing/>
+        <w:ind w:hanging="180" w:left="5017"/>
+      </w:pPr>
+      <w:rPr/>
+      <w:start w:val="1"/>
+      <w:suff w:val="tab"/>
+    </w:lvl>
+    <w:lvl w:ilvl="6">
+      <w:isLgl w:val="false"/>
+      <w:lvlJc w:val="left"/>
+      <w:lvlText w:val="%7."/>
+      <w:numFmt w:val="decimal"/>
+      <w:pPr>
+        <w:pBdr/>
+        <w:spacing/>
+        <w:ind w:hanging="360" w:left="5737"/>
+      </w:pPr>
+      <w:rPr/>
+      <w:start w:val="1"/>
+      <w:suff w:val="tab"/>
+    </w:lvl>
+    <w:lvl w:ilvl="7">
+      <w:isLgl w:val="false"/>
+      <w:lvlJc w:val="left"/>
+      <w:lvlText w:val="%8."/>
+      <w:numFmt w:val="lowerLetter"/>
+      <w:pPr>
+        <w:pBdr/>
+        <w:spacing/>
+        <w:ind w:hanging="360" w:left="6457"/>
+      </w:pPr>
+      <w:rPr/>
+      <w:start w:val="1"/>
+      <w:suff w:val="tab"/>
+    </w:lvl>
+    <w:lvl w:ilvl="8">
+      <w:isLgl w:val="false"/>
+      <w:lvlJc w:val="right"/>
+      <w:lvlText w:val="%9."/>
+      <w:numFmt w:val="lowerRoman"/>
+      <w:pPr>
+        <w:pBdr/>
+        <w:spacing/>
+        <w:ind w:hanging="180" w:left="7177"/>
+      </w:pPr>
+      <w:rPr/>
+      <w:start w:val="1"/>
+      <w:suff w:val="tab"/>
+    </w:lvl>
+  </w:abstractNum>
+  <w:abstractNum w:abstractNumId="12">
+    <w:nsid w:val="00B23F9C"/>
+    <w:lvl w:ilvl="0">
+      <w:isLgl w:val="false"/>
+      <w:lvlJc w:val="left"/>
+      <w:lvlText w:val="%1."/>
+      <w:numFmt w:val="decimal"/>
+      <w:pPr>
+        <w:pBdr/>
+        <w:spacing/>
+        <w:ind w:hanging="360" w:left="709"/>
+      </w:pPr>
+      <w:rPr/>
+      <w:start w:val="1"/>
+      <w:suff w:val="tab"/>
+    </w:lvl>
+    <w:lvl w:ilvl="1">
+      <w:isLgl w:val="false"/>
+      <w:lvlJc w:val="left"/>
+      <w:lvlText w:val="%2."/>
+      <w:numFmt w:val="lowerLetter"/>
+      <w:pPr>
+        <w:pBdr/>
+        <w:spacing/>
+        <w:ind w:hanging="360" w:left="1429"/>
+      </w:pPr>
+      <w:rPr/>
+      <w:start w:val="1"/>
+      <w:suff w:val="tab"/>
+    </w:lvl>
+    <w:lvl w:ilvl="2">
+      <w:isLgl w:val="false"/>
+      <w:lvlJc w:val="right"/>
+      <w:lvlText w:val="%3."/>
+      <w:numFmt w:val="lowerRoman"/>
+      <w:pPr>
+        <w:pBdr/>
+        <w:spacing/>
+        <w:ind w:hanging="180" w:left="2149"/>
+      </w:pPr>
+      <w:rPr/>
+      <w:start w:val="1"/>
+      <w:suff w:val="tab"/>
+    </w:lvl>
+    <w:lvl w:ilvl="3">
+      <w:isLgl w:val="false"/>
+      <w:lvlJc w:val="left"/>
+      <w:lvlText w:val="%4."/>
+      <w:numFmt w:val="decimal"/>
+      <w:pPr>
+        <w:pBdr/>
+        <w:spacing/>
+        <w:ind w:hanging="360" w:left="2869"/>
+      </w:pPr>
+      <w:rPr/>
+      <w:start w:val="1"/>
+      <w:suff w:val="tab"/>
+    </w:lvl>
+    <w:lvl w:ilvl="4">
+      <w:isLgl w:val="false"/>
+      <w:lvlJc w:val="left"/>
+      <w:lvlText w:val="%5."/>
+      <w:numFmt w:val="lowerLetter"/>
+      <w:pPr>
+        <w:pBdr/>
+        <w:spacing/>
+        <w:ind w:hanging="360" w:left="3589"/>
+      </w:pPr>
+      <w:rPr/>
+      <w:start w:val="1"/>
+      <w:suff w:val="tab"/>
+    </w:lvl>
+    <w:lvl w:ilvl="5">
+      <w:isLgl w:val="false"/>
+      <w:lvlJc w:val="right"/>
+      <w:lvlText w:val="%6."/>
+      <w:numFmt w:val="lowerRoman"/>
+      <w:pPr>
+        <w:pBdr/>
+        <w:spacing/>
+        <w:ind w:hanging="180" w:left="4309"/>
+      </w:pPr>
+      <w:rPr/>
+      <w:start w:val="1"/>
+      <w:suff w:val="tab"/>
+    </w:lvl>
+    <w:lvl w:ilvl="6">
+      <w:isLgl w:val="false"/>
+      <w:lvlJc w:val="left"/>
+      <w:lvlText w:val="%7."/>
+      <w:numFmt w:val="decimal"/>
+      <w:pPr>
+        <w:pBdr/>
+        <w:spacing/>
+        <w:ind w:hanging="360" w:left="5029"/>
+      </w:pPr>
+      <w:rPr/>
+      <w:start w:val="1"/>
+      <w:suff w:val="tab"/>
+    </w:lvl>
+    <w:lvl w:ilvl="7">
+      <w:isLgl w:val="false"/>
+      <w:lvlJc w:val="left"/>
+      <w:lvlText w:val="%8."/>
+      <w:numFmt w:val="lowerLetter"/>
+      <w:pPr>
+        <w:pBdr/>
+        <w:spacing/>
+        <w:ind w:hanging="360" w:left="5749"/>
+      </w:pPr>
+      <w:rPr/>
+      <w:start w:val="1"/>
+      <w:suff w:val="tab"/>
+    </w:lvl>
+    <w:lvl w:ilvl="8">
+      <w:isLgl w:val="false"/>
+      <w:lvlJc w:val="right"/>
+      <w:lvlText w:val="%9."/>
+      <w:numFmt w:val="lowerRoman"/>
+      <w:pPr>
+        <w:pBdr/>
+        <w:spacing/>
+        <w:ind w:hanging="180" w:left="6469"/>
+      </w:pPr>
+      <w:rPr/>
+      <w:start w:val="1"/>
+      <w:suff w:val="tab"/>
+    </w:lvl>
+  </w:abstractNum>
+  <w:abstractNum w:abstractNumId="13">
+    <w:nsid w:val="484D5B9B"/>
+    <w:lvl w:ilvl="0">
+      <w:isLgl w:val="false"/>
+      <w:lvlJc w:val="left"/>
+      <w:lvlText w:val="%1."/>
+      <w:numFmt w:val="decimal"/>
+      <w:pPr>
+        <w:pBdr/>
+        <w:spacing/>
+        <w:ind w:hanging="360" w:left="360"/>
+      </w:pPr>
+      <w:rPr/>
+      <w:start w:val="1"/>
+      <w:suff w:val="tab"/>
+    </w:lvl>
+    <w:lvl w:ilvl="1">
+      <w:isLgl w:val="false"/>
+      <w:lvlJc w:val="left"/>
+      <w:lvlText w:val="%2."/>
+      <w:numFmt w:val="lowerLetter"/>
+      <w:pPr>
+        <w:pBdr/>
+        <w:spacing/>
+        <w:ind w:hanging="360" w:left="1080"/>
+      </w:pPr>
+      <w:rPr/>
+      <w:start w:val="1"/>
+      <w:suff w:val="tab"/>
+    </w:lvl>
+    <w:lvl w:ilvl="2">
+      <w:isLgl w:val="false"/>
+      <w:lvlJc w:val="right"/>
+      <w:lvlText w:val="%3."/>
+      <w:numFmt w:val="lowerRoman"/>
+      <w:pPr>
+        <w:pBdr/>
+        <w:spacing/>
+        <w:ind w:hanging="180" w:left="1800"/>
+      </w:pPr>
+      <w:rPr/>
+      <w:start w:val="1"/>
+      <w:suff w:val="tab"/>
+    </w:lvl>
+    <w:lvl w:ilvl="3">
+      <w:isLgl w:val="false"/>
+      <w:lvlJc w:val="left"/>
+      <w:lvlText w:val="%4."/>
+      <w:numFmt w:val="decimal"/>
+      <w:pPr>
+        <w:pBdr/>
+        <w:spacing/>
+        <w:ind w:hanging="360" w:left="2520"/>
+      </w:pPr>
+      <w:rPr/>
+      <w:start w:val="1"/>
+      <w:suff w:val="tab"/>
+    </w:lvl>
+    <w:lvl w:ilvl="4">
+      <w:isLgl w:val="false"/>
+      <w:lvlJc w:val="left"/>
+      <w:lvlText w:val="%5."/>
+      <w:numFmt w:val="lowerLetter"/>
+      <w:pPr>
+        <w:pBdr/>
+        <w:spacing/>
+        <w:ind w:hanging="360" w:left="3240"/>
+      </w:pPr>
+      <w:rPr/>
+      <w:start w:val="1"/>
+      <w:suff w:val="tab"/>
+    </w:lvl>
+    <w:lvl w:ilvl="5">
+      <w:isLgl w:val="false"/>
+      <w:lvlJc w:val="right"/>
+      <w:lvlText w:val="%6."/>
+      <w:numFmt w:val="lowerRoman"/>
+      <w:pPr>
+        <w:pBdr/>
+        <w:spacing/>
+        <w:ind w:hanging="180" w:left="3960"/>
+      </w:pPr>
+      <w:rPr/>
+      <w:start w:val="1"/>
+      <w:suff w:val="tab"/>
+    </w:lvl>
+    <w:lvl w:ilvl="6">
+      <w:isLgl w:val="false"/>
+      <w:lvlJc w:val="left"/>
+      <w:lvlText w:val="%7."/>
+      <w:numFmt w:val="decimal"/>
+      <w:pPr>
+        <w:pBdr/>
+        <w:spacing/>
+        <w:ind w:hanging="360" w:left="4680"/>
+      </w:pPr>
+      <w:rPr/>
+      <w:start w:val="1"/>
+      <w:suff w:val="tab"/>
+    </w:lvl>
+    <w:lvl w:ilvl="7">
+      <w:isLgl w:val="false"/>
+      <w:lvlJc w:val="left"/>
+      <w:lvlText w:val="%8."/>
+      <w:numFmt w:val="lowerLetter"/>
+      <w:pPr>
+        <w:pBdr/>
+        <w:spacing/>
+        <w:ind w:hanging="360" w:left="5400"/>
+      </w:pPr>
+      <w:rPr/>
+      <w:start w:val="1"/>
+      <w:suff w:val="tab"/>
+    </w:lvl>
+    <w:lvl w:ilvl="8">
+      <w:isLgl w:val="false"/>
+      <w:lvlJc w:val="right"/>
+      <w:lvlText w:val="%9."/>
+      <w:numFmt w:val="lowerRoman"/>
+      <w:pPr>
+        <w:pBdr/>
+        <w:spacing/>
+        <w:ind w:hanging="180" w:left="6120"/>
+      </w:pPr>
+      <w:rPr/>
       <w:start w:val="1"/>
       <w:suff w:val="tab"/>
     </w:lvl>
@@ -4808,6 +5696,24 @@
   </w:num>
   <w:num w:numId="8">
     <w:abstractNumId w:val="7"/>
+  </w:num>
+  <w:num w:numId="9">
+    <w:abstractNumId w:val="8"/>
+  </w:num>
+  <w:num w:numId="10">
+    <w:abstractNumId w:val="9"/>
+  </w:num>
+  <w:num w:numId="11">
+    <w:abstractNumId w:val="10"/>
+  </w:num>
+  <w:num w:numId="12">
+    <w:abstractNumId w:val="11"/>
+  </w:num>
+  <w:num w:numId="13">
+    <w:abstractNumId w:val="12"/>
+  </w:num>
+  <w:num w:numId="14">
+    <w:abstractNumId w:val="13"/>
   </w:num>
 </w:numbering>
 </file>
